--- a/docs/testing/SMF_Travel_Rapporto_Completo_Test_v1.2_2026-09-01.docx
+++ b/docs/testing/SMF_Travel_Rapporto_Completo_Test_v1.2_2026-09-01.docx
@@ -9540,7 +9540,7 @@
                 <w:color w:val="102A35"/>
                 <w:sz w:val="16"/>
               </w:rPr>
-              <w:t>Revisione Superuser del profilo Paese</w:t>
+              <w:t>Revisione del responsabile dell'agenzia</w:t>
             </w:r>
           </w:p>
         </w:tc>
@@ -9580,7 +9580,7 @@
                 <w:color w:val="102A35"/>
                 <w:sz w:val="15"/>
               </w:rPr>
-              <w:t>Stato approvato e provenienza ufficiale coperti da regressione e schema.</w:t>
+              <w:t>Approvazione isolata per agenzia e versione; superuser e utenti non owner esclusi dal controllo.</w:t>
             </w:r>
           </w:p>
         </w:tc>

--- a/docs/testing/SMF_Travel_Rapporto_Completo_Test_v1.2_2026-09-01.docx
+++ b/docs/testing/SMF_Travel_Rapporto_Completo_Test_v1.2_2026-09-01.docx
@@ -10417,6 +10417,371 @@
     <w:p>
       <w:r>
         <w:t>Il catalogo consolidato contiene 121 casi d'uso superati. Non risultano anomalie bloccanti aperte nel perimetro eseguito. Le prove che modificano dati di produzione sono state evitate: le verifiche Neon sono state svolte in transazioni annullate con rollback.</w:t>
+      </w:r>
+    </w:p>
+    <w:p>
+      <w:r>
+        <w:br w:type="page"/>
+      </w:r>
+    </w:p>
+    <w:p>
+      <w:pPr>
+        <w:pStyle w:val="Heading1"/>
+        <w:keepNext/>
+      </w:pPr>
+      <w:r>
+        <w:t>Aggiornamento verifiche - 2 settembre 2026</w:t>
+      </w:r>
+    </w:p>
+    <w:p>
+      <w:pPr>
+        <w:spacing w:before="120" w:after="160"/>
+      </w:pPr>
+      <w:r>
+        <w:rPr>
+          <w:b/>
+          <w:color w:val="0A6F6C"/>
+        </w:rPr>
+        <w:t>Aggiornamento as-built: 2 settembre 2026</w:t>
+      </w:r>
+    </w:p>
+    <w:p>
+      <w:r>
+        <w:t>Le verifiche seguenti integrano il rapporto senza modificare il consuntivo storico dei 121 casi gia riconciliati.</w:t>
+      </w:r>
+    </w:p>
+    <w:tbl>
+      <w:tblPr>
+        <w:tblStyle w:val="TableGrid"/>
+        <w:tblW w:type="auto" w:w="0"/>
+        <w:tblLayout w:type="autofit"/>
+        <w:tblLook w:firstColumn="1" w:firstRow="1" w:lastColumn="0" w:lastRow="0" w:noHBand="0" w:noVBand="1" w:val="04A0"/>
+      </w:tblPr>
+      <w:tblGrid>
+        <w:gridCol w:w="3360"/>
+        <w:gridCol w:w="3360"/>
+        <w:gridCol w:w="3360"/>
+      </w:tblGrid>
+      <w:tr>
+        <w:tc>
+          <w:tcPr>
+            <w:tcW w:type="dxa" w:w="3360"/>
+            <w:shd w:fill="D9EDE9"/>
+          </w:tcPr>
+          <w:p>
+            <w:r>
+              <w:rPr>
+                <w:b/>
+                <w:color w:val="0F413E"/>
+              </w:rPr>
+              <w:t>Verifica</w:t>
+            </w:r>
+          </w:p>
+        </w:tc>
+        <w:tc>
+          <w:tcPr>
+            <w:tcW w:type="dxa" w:w="3360"/>
+            <w:shd w:fill="D9EDE9"/>
+          </w:tcPr>
+          <w:p>
+            <w:r>
+              <w:rPr>
+                <w:b/>
+                <w:color w:val="0F413E"/>
+              </w:rPr>
+              <w:t>Esito</w:t>
+            </w:r>
+          </w:p>
+        </w:tc>
+        <w:tc>
+          <w:tcPr>
+            <w:tcW w:type="dxa" w:w="3360"/>
+            <w:shd w:fill="D9EDE9"/>
+          </w:tcPr>
+          <w:p>
+            <w:r>
+              <w:rPr>
+                <w:b/>
+                <w:color w:val="0F413E"/>
+              </w:rPr>
+              <w:t>Evidenza</w:t>
+            </w:r>
+          </w:p>
+        </w:tc>
+      </w:tr>
+      <w:tr>
+        <w:tc>
+          <w:tcPr>
+            <w:tcW w:type="dxa" w:w="3360"/>
+          </w:tcPr>
+          <w:p>
+            <w:r>
+              <w:t>Owner valida profilo Paese</w:t>
+            </w:r>
+          </w:p>
+        </w:tc>
+        <w:tc>
+          <w:tcPr>
+            <w:tcW w:type="dxa" w:w="3360"/>
+          </w:tcPr>
+          <w:p>
+            <w:r>
+              <w:t>SUPERATO</w:t>
+            </w:r>
+          </w:p>
+        </w:tc>
+        <w:tc>
+          <w:tcPr>
+            <w:tcW w:type="dxa" w:w="3360"/>
+          </w:tcPr>
+          <w:p>
+            <w:r>
+              <w:t>Acceptance transazionale con approvazione per agenzia e versione.</w:t>
+            </w:r>
+          </w:p>
+        </w:tc>
+      </w:tr>
+      <w:tr>
+        <w:tc>
+          <w:tcPr>
+            <w:tcW w:type="dxa" w:w="3360"/>
+          </w:tcPr>
+          <w:p>
+            <w:r>
+              <w:t>Superuser escluso dalla validazione</w:t>
+            </w:r>
+          </w:p>
+        </w:tc>
+        <w:tc>
+          <w:tcPr>
+            <w:tcW w:type="dxa" w:w="3360"/>
+          </w:tcPr>
+          <w:p>
+            <w:r>
+              <w:t>SUPERATO</w:t>
+            </w:r>
+          </w:p>
+        </w:tc>
+        <w:tc>
+          <w:tcPr>
+            <w:tcW w:type="dxa" w:w="3360"/>
+          </w:tcPr>
+          <w:p>
+            <w:r>
+              <w:t>Stored API restituisce SQLSTATE 42501 e la sezione non compare nel pannello superuser.</w:t>
+            </w:r>
+          </w:p>
+        </w:tc>
+      </w:tr>
+      <w:tr>
+        <w:tc>
+          <w:tcPr>
+            <w:tcW w:type="dxa" w:w="3360"/>
+          </w:tcPr>
+          <w:p>
+            <w:r>
+              <w:t>Isolamento tra agenzie</w:t>
+            </w:r>
+          </w:p>
+        </w:tc>
+        <w:tc>
+          <w:tcPr>
+            <w:tcW w:type="dxa" w:w="3360"/>
+          </w:tcPr>
+          <w:p>
+            <w:r>
+              <w:t>SUPERATO</w:t>
+            </w:r>
+          </w:p>
+        </w:tc>
+        <w:tc>
+          <w:tcPr>
+            <w:tcW w:type="dxa" w:w="3360"/>
+          </w:tcPr>
+          <w:p>
+            <w:r>
+              <w:t>Il profilo approvato e leggibile soltanto nel tenant che lo ha validato.</w:t>
+            </w:r>
+          </w:p>
+        </w:tc>
+      </w:tr>
+      <w:tr>
+        <w:tc>
+          <w:tcPr>
+            <w:tcW w:type="dxa" w:w="3360"/>
+          </w:tcPr>
+          <w:p>
+            <w:r>
+              <w:t>Ripresa dopo approvazione</w:t>
+            </w:r>
+          </w:p>
+        </w:tc>
+        <w:tc>
+          <w:tcPr>
+            <w:tcW w:type="dxa" w:w="3360"/>
+          </w:tcPr>
+          <w:p>
+            <w:r>
+              <w:t>SUPERATO</w:t>
+            </w:r>
+          </w:p>
+        </w:tc>
+        <w:tc>
+          <w:tcPr>
+            <w:tcW w:type="dxa" w:w="3360"/>
+          </w:tcPr>
+          <w:p>
+            <w:r>
+              <w:t>Il materializzatore riusa il profilo approvato e continua il flusso.</w:t>
+            </w:r>
+          </w:p>
+        </w:tc>
+      </w:tr>
+      <w:tr>
+        <w:tc>
+          <w:tcPr>
+            <w:tcW w:type="dxa" w:w="3360"/>
+          </w:tcPr>
+          <w:p>
+            <w:r>
+              <w:t>Conversione AI preventivo</w:t>
+            </w:r>
+          </w:p>
+        </w:tc>
+        <w:tc>
+          <w:tcPr>
+            <w:tcW w:type="dxa" w:w="3360"/>
+          </w:tcPr>
+          <w:p>
+            <w:r>
+              <w:t>SUPERATO</w:t>
+            </w:r>
+          </w:p>
+        </w:tc>
+        <w:tc>
+          <w:tcPr>
+            <w:tcW w:type="dxa" w:w="3360"/>
+          </w:tcPr>
+          <w:p>
+            <w:r>
+              <w:t>Acceptance Bedrock: estrazione strutturata, evidenze e riconciliazione.</w:t>
+            </w:r>
+          </w:p>
+        </w:tc>
+      </w:tr>
+      <w:tr>
+        <w:tc>
+          <w:tcPr>
+            <w:tcW w:type="dxa" w:w="3360"/>
+          </w:tcPr>
+          <w:p>
+            <w:r>
+              <w:t>Qualita foto AI</w:t>
+            </w:r>
+          </w:p>
+        </w:tc>
+        <w:tc>
+          <w:tcPr>
+            <w:tcW w:type="dxa" w:w="3360"/>
+          </w:tcPr>
+          <w:p>
+            <w:r>
+              <w:t>SUPERATO</w:t>
+            </w:r>
+          </w:p>
+        </w:tc>
+        <w:tc>
+          <w:tcPr>
+            <w:tcW w:type="dxa" w:w="3360"/>
+          </w:tcPr>
+          <w:p>
+            <w:r>
+              <w:t>Dataset sintetico: 18 valutazioni corrette, nessun falso positivo o negativo.</w:t>
+            </w:r>
+          </w:p>
+        </w:tc>
+      </w:tr>
+      <w:tr>
+        <w:tc>
+          <w:tcPr>
+            <w:tcW w:type="dxa" w:w="3360"/>
+          </w:tcPr>
+          <w:p>
+            <w:r>
+              <w:t>Build e regressioni</w:t>
+            </w:r>
+          </w:p>
+        </w:tc>
+        <w:tc>
+          <w:tcPr>
+            <w:tcW w:type="dxa" w:w="3360"/>
+          </w:tcPr>
+          <w:p>
+            <w:r>
+              <w:t>SUPERATO</w:t>
+            </w:r>
+          </w:p>
+        </w:tc>
+        <w:tc>
+          <w:tcPr>
+            <w:tcW w:type="dxa" w:w="3360"/>
+          </w:tcPr>
+          <w:p>
+            <w:r>
+              <w:t>Build Next.js, quality guard e Consolidation gate del commit d771a32.</w:t>
+            </w:r>
+          </w:p>
+        </w:tc>
+      </w:tr>
+    </w:tbl>
+    <w:p/>
+    <w:p>
+      <w:pPr>
+        <w:pStyle w:val="Heading2"/>
+        <w:keepNext/>
+      </w:pPr>
+      <w:r>
+        <w:t>Casi da mantenere nella regressione</w:t>
+      </w:r>
+    </w:p>
+    <w:p>
+      <w:pPr>
+        <w:pStyle w:val="ListBullet"/>
+      </w:pPr>
+      <w:r>
+        <w:t>Cambio versione del profilo dopo approvazione: il viaggio deve tornare in attesa di validazione.</w:t>
+      </w:r>
+    </w:p>
+    <w:p>
+      <w:pPr>
+        <w:pStyle w:val="ListBullet"/>
+      </w:pPr>
+      <w:r>
+        <w:t>Owner di un'altra agenzia e agente della stessa agenzia: approvazione vietata.</w:t>
+      </w:r>
+    </w:p>
+    <w:p>
+      <w:pPr>
+        <w:pStyle w:val="ListBullet"/>
+      </w:pPr>
+      <w:r>
+        <w:t>Pubblicazione ripetuta: nessun duplicato nei cataloghi condivisi e nelle strutture del viaggio.</w:t>
+      </w:r>
+    </w:p>
+    <w:p>
+      <w:pPr>
+        <w:pStyle w:val="ListBullet"/>
+      </w:pPr>
+      <w:r>
+        <w:t>Destinazioni differenti: nessuna contaminazione di valuta, lingua, fonti, missioni, bingo, quiz o contest.</w:t>
+      </w:r>
+    </w:p>
+    <w:p>
+      <w:pPr>
+        <w:pStyle w:val="ListBullet"/>
+      </w:pPr>
+      <w:r>
+        <w:t>Foto semanticamente simile ma geograficamente errata: valutazione prudente o rifiuto, mai vittoria automatica.</w:t>
       </w:r>
     </w:p>
     <w:sectPr>
